--- a/templates/ICICI/RM_ICICI_1B_2L_(Two Properties).docx
+++ b/templates/ICICI/RM_ICICI_1B_2L_(Two Properties).docx
@@ -893,7 +893,7 @@
           <w:sz w:val="24"/>
           <w:szCs w:val="24"/>
         </w:rPr>
-        <w:t>AND {{ps[1].adr}}., vide {{ds[1].t</w:t>
+        <w:t>AND {{ps[1].adr}}., vide {{ds[1].t}}</w:t>
       </w:r>
       <w:r>
         <w:rPr>
